--- a/lesmateriaal/excel-basis/excel-lerarenuitleg.docx
+++ b/lesmateriaal/excel-basis/excel-lerarenuitleg.docx
@@ -378,7 +378,7 @@
           </w:tcPr>
           <w:p>
             <w:r>
-              <w:t>Doorvoeren met de vulgreep, Getalnotatie: valuta en percentage</w:t>
+              <w:t>Doorvoeren met de vulgreep, Getalnotatie: valuta, percentage en decimalen</w:t>
             </w:r>
           </w:p>
         </w:tc>
@@ -410,7 +410,7 @@
           </w:tcPr>
           <w:p>
             <w:r>
-              <w:t>Absolute celverwijzing: de dollartekens, Getalnotatie: valuta en percentage</w:t>
+              <w:t>Absolute celverwijzing: de dollartekens, Getalnotatie: valuta, percentage en decimalen, Doorvoeren met de vulgreep</w:t>
             </w:r>
           </w:p>
         </w:tc>
@@ -442,7 +442,7 @@
           </w:tcPr>
           <w:p>
             <w:r>
-              <w:t>Doorvoeren met de vulgreep</w:t>
+              <w:t>Doorvoeren met de vulgreep, Getalnotatie: valuta, percentage en decimalen</w:t>
             </w:r>
           </w:p>
         </w:tc>
@@ -506,7 +506,7 @@
           </w:tcPr>
           <w:p>
             <w:r>
-              <w:t>Absolute celverwijzing: de dollartekens, Beeld vastzetten</w:t>
+              <w:t>Absolute celverwijzing: de dollartekens, Beeld vastzetten, Doorvoeren met de vulgreep</w:t>
             </w:r>
           </w:p>
         </w:tc>
@@ -551,7 +551,7 @@
           <w:b/>
           <w:sz w:val="22"/>
         </w:rPr>
-        <w:t>E4:  =C4*D4        (doorvoeren tot E11)</w:t>
+        <w:t>E4:  =C4*D4            (doorvoeren tot E15)</w:t>
       </w:r>
     </w:p>
     <w:p>
@@ -565,12 +565,26 @@
           <w:b/>
           <w:sz w:val="22"/>
         </w:rPr>
-        <w:t>E13: =SOM(E4:E11)</w:t>
+        <w:t>E17: =SOM(E4:E15)</w:t>
+      </w:r>
+    </w:p>
+    <w:p>
+      <w:pPr>
+        <w:spacing w:before="60" w:after="60"/>
+        <w:ind w:left="454"/>
+      </w:pPr>
+      <w:r>
+        <w:rPr>
+          <w:rFonts w:ascii="Consolas" w:hAnsi="Consolas"/>
+          <w:b/>
+          <w:sz w:val="22"/>
+        </w:rPr>
+        <w:t>C17: =SOM(C4:C15)</w:t>
       </w:r>
     </w:p>
     <w:p>
       <w:r>
-        <w:t>Het totaal is 10204.50. De acht waarden:</w:t>
+        <w:t>Totaal aantal stuks: 2958. Totale waarde: 15010.45.</w:t>
       </w:r>
     </w:p>
     <w:tbl>
@@ -971,6 +985,174 @@
           <w:p>
             <w:r>
               <w:t>1131.50</w:t>
+            </w:r>
+          </w:p>
+        </w:tc>
+      </w:tr>
+      <w:tr>
+        <w:tc>
+          <w:tcPr>
+            <w:tcW w:type="dxa" w:w="2493"/>
+          </w:tcPr>
+          <w:p>
+            <w:r>
+              <w:t>PL-018</w:t>
+            </w:r>
+          </w:p>
+        </w:tc>
+        <w:tc>
+          <w:tcPr>
+            <w:tcW w:type="dxa" w:w="2493"/>
+          </w:tcPr>
+          <w:p>
+            <w:r>
+              <w:t>86</w:t>
+            </w:r>
+          </w:p>
+        </w:tc>
+        <w:tc>
+          <w:tcPr>
+            <w:tcW w:type="dxa" w:w="2493"/>
+          </w:tcPr>
+          <w:p>
+            <w:r>
+              <w:t>11.75</w:t>
+            </w:r>
+          </w:p>
+        </w:tc>
+        <w:tc>
+          <w:tcPr>
+            <w:tcW w:type="dxa" w:w="2493"/>
+          </w:tcPr>
+          <w:p>
+            <w:r>
+              <w:t>1010.50</w:t>
+            </w:r>
+          </w:p>
+        </w:tc>
+      </w:tr>
+      <w:tr>
+        <w:tc>
+          <w:tcPr>
+            <w:tcW w:type="dxa" w:w="2493"/>
+          </w:tcPr>
+          <w:p>
+            <w:r>
+              <w:t>KB-050</w:t>
+            </w:r>
+          </w:p>
+        </w:tc>
+        <w:tc>
+          <w:tcPr>
+            <w:tcW w:type="dxa" w:w="2493"/>
+          </w:tcPr>
+          <w:p>
+            <w:r>
+              <w:t>64</w:t>
+            </w:r>
+          </w:p>
+        </w:tc>
+        <w:tc>
+          <w:tcPr>
+            <w:tcW w:type="dxa" w:w="2493"/>
+          </w:tcPr>
+          <w:p>
+            <w:r>
+              <w:t>16.40</w:t>
+            </w:r>
+          </w:p>
+        </w:tc>
+        <w:tc>
+          <w:tcPr>
+            <w:tcW w:type="dxa" w:w="2493"/>
+          </w:tcPr>
+          <w:p>
+            <w:r>
+              <w:t>1049.60</w:t>
+            </w:r>
+          </w:p>
+        </w:tc>
+      </w:tr>
+      <w:tr>
+        <w:tc>
+          <w:tcPr>
+            <w:tcW w:type="dxa" w:w="2493"/>
+          </w:tcPr>
+          <w:p>
+            <w:r>
+              <w:t>SV-025</w:t>
+            </w:r>
+          </w:p>
+        </w:tc>
+        <w:tc>
+          <w:tcPr>
+            <w:tcW w:type="dxa" w:w="2493"/>
+          </w:tcPr>
+          <w:p>
+            <w:r>
+              <w:t>245</w:t>
+            </w:r>
+          </w:p>
+        </w:tc>
+        <w:tc>
+          <w:tcPr>
+            <w:tcW w:type="dxa" w:w="2493"/>
+          </w:tcPr>
+          <w:p>
+            <w:r>
+              <w:t>4.85</w:t>
+            </w:r>
+          </w:p>
+        </w:tc>
+        <w:tc>
+          <w:tcPr>
+            <w:tcW w:type="dxa" w:w="2493"/>
+          </w:tcPr>
+          <w:p>
+            <w:r>
+              <w:t>1188.25</w:t>
+            </w:r>
+          </w:p>
+        </w:tc>
+      </w:tr>
+      <w:tr>
+        <w:tc>
+          <w:tcPr>
+            <w:tcW w:type="dxa" w:w="2493"/>
+          </w:tcPr>
+          <w:p>
+            <w:r>
+              <w:t>TG-200</w:t>
+            </w:r>
+          </w:p>
+        </w:tc>
+        <w:tc>
+          <w:tcPr>
+            <w:tcW w:type="dxa" w:w="2493"/>
+          </w:tcPr>
+          <w:p>
+            <w:r>
+              <w:t>118</w:t>
+            </w:r>
+          </w:p>
+        </w:tc>
+        <w:tc>
+          <w:tcPr>
+            <w:tcW w:type="dxa" w:w="2493"/>
+          </w:tcPr>
+          <w:p>
+            <w:r>
+              <w:t>13.20</w:t>
+            </w:r>
+          </w:p>
+        </w:tc>
+        <w:tc>
+          <w:tcPr>
+            <w:tcW w:type="dxa" w:w="2493"/>
+          </w:tcPr>
+          <w:p>
+            <w:r>
+              <w:t>1557.60</w:t>
             </w:r>
           </w:p>
         </w:tc>
@@ -999,7 +1181,7 @@
           <w:b/>
           <w:sz w:val="22"/>
         </w:rPr>
-        <w:t>C6:  =AFRONDEN(B6*(1+$B$3);2)   (doorvoeren tot C12)</w:t>
+        <w:t>C6:  =AFRONDEN(B6*(1+$B$3);2)   (doorvoeren tot C15)</w:t>
       </w:r>
     </w:p>
     <w:p>
@@ -1013,7 +1195,21 @@
           <w:b/>
           <w:sz w:val="22"/>
         </w:rPr>
-        <w:t>D6:  =C6-B6                     (doorvoeren tot D12)</w:t>
+        <w:t>D6:  =C6-B6                     (doorvoeren tot D15)</w:t>
+      </w:r>
+    </w:p>
+    <w:p>
+      <w:pPr>
+        <w:spacing w:before="60" w:after="60"/>
+        <w:ind w:left="454"/>
+      </w:pPr>
+      <w:r>
+        <w:rPr>
+          <w:rFonts w:ascii="Consolas" w:hAnsi="Consolas"/>
+          <w:b/>
+          <w:sz w:val="22"/>
+        </w:rPr>
+        <w:t>E6:  =D6/B6                     (doorvoeren tot E15, notatie percentage)</w:t>
       </w:r>
     </w:p>
     <w:tbl>
@@ -1023,15 +1219,16 @@
         <w:tblLook w:firstColumn="1" w:firstRow="1" w:lastColumn="0" w:lastRow="0" w:noHBand="0" w:noVBand="1" w:val="04A0"/>
       </w:tblPr>
       <w:tblGrid>
-        <w:gridCol w:w="2493"/>
-        <w:gridCol w:w="2493"/>
-        <w:gridCol w:w="2493"/>
-        <w:gridCol w:w="2493"/>
+        <w:gridCol w:w="1994"/>
+        <w:gridCol w:w="1994"/>
+        <w:gridCol w:w="1994"/>
+        <w:gridCol w:w="1994"/>
+        <w:gridCol w:w="1994"/>
       </w:tblGrid>
       <w:tr>
         <w:tc>
           <w:tcPr>
-            <w:tcW w:type="dxa" w:w="2493"/>
+            <w:tcW w:type="dxa" w:w="1994"/>
           </w:tcPr>
           <w:p>
             <w:r>
@@ -1044,7 +1241,7 @@
         </w:tc>
         <w:tc>
           <w:tcPr>
-            <w:tcW w:type="dxa" w:w="2493"/>
+            <w:tcW w:type="dxa" w:w="1994"/>
           </w:tcPr>
           <w:p>
             <w:r>
@@ -1057,7 +1254,7 @@
         </w:tc>
         <w:tc>
           <w:tcPr>
-            <w:tcW w:type="dxa" w:w="2493"/>
+            <w:tcW w:type="dxa" w:w="1994"/>
           </w:tcPr>
           <w:p>
             <w:r>
@@ -1070,7 +1267,7 @@
         </w:tc>
         <w:tc>
           <w:tcPr>
-            <w:tcW w:type="dxa" w:w="2493"/>
+            <w:tcW w:type="dxa" w:w="1994"/>
           </w:tcPr>
           <w:p>
             <w:r>
@@ -1081,11 +1278,24 @@
             </w:r>
           </w:p>
         </w:tc>
+        <w:tc>
+          <w:tcPr>
+            <w:tcW w:type="dxa" w:w="1994"/>
+          </w:tcPr>
+          <w:p>
+            <w:r>
+              <w:rPr>
+                <w:b/>
+              </w:rPr>
+              <w:t>In %</w:t>
+            </w:r>
+          </w:p>
+        </w:tc>
       </w:tr>
       <w:tr>
         <w:tc>
           <w:tcPr>
-            <w:tcW w:type="dxa" w:w="2493"/>
+            <w:tcW w:type="dxa" w:w="1994"/>
           </w:tcPr>
           <w:p>
             <w:r>
@@ -1095,7 +1305,7 @@
         </w:tc>
         <w:tc>
           <w:tcPr>
-            <w:tcW w:type="dxa" w:w="2493"/>
+            <w:tcW w:type="dxa" w:w="1994"/>
           </w:tcPr>
           <w:p>
             <w:r>
@@ -1105,7 +1315,7 @@
         </w:tc>
         <w:tc>
           <w:tcPr>
-            <w:tcW w:type="dxa" w:w="2493"/>
+            <w:tcW w:type="dxa" w:w="1994"/>
           </w:tcPr>
           <w:p>
             <w:r>
@@ -1115,11 +1325,21 @@
         </w:tc>
         <w:tc>
           <w:tcPr>
-            <w:tcW w:type="dxa" w:w="2493"/>
+            <w:tcW w:type="dxa" w:w="1994"/>
           </w:tcPr>
           <w:p>
             <w:r>
               <w:t>0.03</w:t>
+            </w:r>
+          </w:p>
+        </w:tc>
+        <w:tc>
+          <w:tcPr>
+            <w:tcW w:type="dxa" w:w="1994"/>
+          </w:tcPr>
+          <w:p>
+            <w:r>
+              <w:t>3.85%</w:t>
             </w:r>
           </w:p>
         </w:tc>
@@ -1127,7 +1347,7 @@
       <w:tr>
         <w:tc>
           <w:tcPr>
-            <w:tcW w:type="dxa" w:w="2493"/>
+            <w:tcW w:type="dxa" w:w="1994"/>
           </w:tcPr>
           <w:p>
             <w:r>
@@ -1137,7 +1357,7 @@
         </w:tc>
         <w:tc>
           <w:tcPr>
-            <w:tcW w:type="dxa" w:w="2493"/>
+            <w:tcW w:type="dxa" w:w="1994"/>
           </w:tcPr>
           <w:p>
             <w:r>
@@ -1147,7 +1367,7 @@
         </w:tc>
         <w:tc>
           <w:tcPr>
-            <w:tcW w:type="dxa" w:w="2493"/>
+            <w:tcW w:type="dxa" w:w="1994"/>
           </w:tcPr>
           <w:p>
             <w:r>
@@ -1157,11 +1377,21 @@
         </w:tc>
         <w:tc>
           <w:tcPr>
-            <w:tcW w:type="dxa" w:w="2493"/>
+            <w:tcW w:type="dxa" w:w="1994"/>
           </w:tcPr>
           <w:p>
             <w:r>
               <w:t>0.28</w:t>
+            </w:r>
+          </w:p>
+        </w:tc>
+        <w:tc>
+          <w:tcPr>
+            <w:tcW w:type="dxa" w:w="1994"/>
+          </w:tcPr>
+          <w:p>
+            <w:r>
+              <w:t>3.52%</w:t>
             </w:r>
           </w:p>
         </w:tc>
@@ -1169,7 +1399,7 @@
       <w:tr>
         <w:tc>
           <w:tcPr>
-            <w:tcW w:type="dxa" w:w="2493"/>
+            <w:tcW w:type="dxa" w:w="1994"/>
           </w:tcPr>
           <w:p>
             <w:r>
@@ -1179,7 +1409,7 @@
         </w:tc>
         <w:tc>
           <w:tcPr>
-            <w:tcW w:type="dxa" w:w="2493"/>
+            <w:tcW w:type="dxa" w:w="1994"/>
           </w:tcPr>
           <w:p>
             <w:r>
@@ -1189,7 +1419,7 @@
         </w:tc>
         <w:tc>
           <w:tcPr>
-            <w:tcW w:type="dxa" w:w="2493"/>
+            <w:tcW w:type="dxa" w:w="1994"/>
           </w:tcPr>
           <w:p>
             <w:r>
@@ -1199,11 +1429,21 @@
         </w:tc>
         <w:tc>
           <w:tcPr>
-            <w:tcW w:type="dxa" w:w="2493"/>
+            <w:tcW w:type="dxa" w:w="1994"/>
           </w:tcPr>
           <w:p>
             <w:r>
               <w:t>0.50</w:t>
+            </w:r>
+          </w:p>
+        </w:tc>
+        <w:tc>
+          <w:tcPr>
+            <w:tcW w:type="dxa" w:w="1994"/>
+          </w:tcPr>
+          <w:p>
+            <w:r>
+              <w:t>3.50%</w:t>
             </w:r>
           </w:p>
         </w:tc>
@@ -1211,7 +1451,7 @@
       <w:tr>
         <w:tc>
           <w:tcPr>
-            <w:tcW w:type="dxa" w:w="2493"/>
+            <w:tcW w:type="dxa" w:w="1994"/>
           </w:tcPr>
           <w:p>
             <w:r>
@@ -1221,7 +1461,7 @@
         </w:tc>
         <w:tc>
           <w:tcPr>
-            <w:tcW w:type="dxa" w:w="2493"/>
+            <w:tcW w:type="dxa" w:w="1994"/>
           </w:tcPr>
           <w:p>
             <w:r>
@@ -1231,7 +1471,7 @@
         </w:tc>
         <w:tc>
           <w:tcPr>
-            <w:tcW w:type="dxa" w:w="2493"/>
+            <w:tcW w:type="dxa" w:w="1994"/>
           </w:tcPr>
           <w:p>
             <w:r>
@@ -1241,11 +1481,21 @@
         </w:tc>
         <w:tc>
           <w:tcPr>
-            <w:tcW w:type="dxa" w:w="2493"/>
+            <w:tcW w:type="dxa" w:w="1994"/>
           </w:tcPr>
           <w:p>
             <w:r>
               <w:t>0.79</w:t>
+            </w:r>
+          </w:p>
+        </w:tc>
+        <w:tc>
+          <w:tcPr>
+            <w:tcW w:type="dxa" w:w="1994"/>
+          </w:tcPr>
+          <w:p>
+            <w:r>
+              <w:t>3.50%</w:t>
             </w:r>
           </w:p>
         </w:tc>
@@ -1253,7 +1503,7 @@
       <w:tr>
         <w:tc>
           <w:tcPr>
-            <w:tcW w:type="dxa" w:w="2493"/>
+            <w:tcW w:type="dxa" w:w="1994"/>
           </w:tcPr>
           <w:p>
             <w:r>
@@ -1263,7 +1513,7 @@
         </w:tc>
         <w:tc>
           <w:tcPr>
-            <w:tcW w:type="dxa" w:w="2493"/>
+            <w:tcW w:type="dxa" w:w="1994"/>
           </w:tcPr>
           <w:p>
             <w:r>
@@ -1273,7 +1523,7 @@
         </w:tc>
         <w:tc>
           <w:tcPr>
-            <w:tcW w:type="dxa" w:w="2493"/>
+            <w:tcW w:type="dxa" w:w="1994"/>
           </w:tcPr>
           <w:p>
             <w:r>
@@ -1283,11 +1533,21 @@
         </w:tc>
         <w:tc>
           <w:tcPr>
-            <w:tcW w:type="dxa" w:w="2493"/>
+            <w:tcW w:type="dxa" w:w="1994"/>
           </w:tcPr>
           <w:p>
             <w:r>
               <w:t>0.33</w:t>
+            </w:r>
+          </w:p>
+        </w:tc>
+        <w:tc>
+          <w:tcPr>
+            <w:tcW w:type="dxa" w:w="1994"/>
+          </w:tcPr>
+          <w:p>
+            <w:r>
+              <w:t>3.49%</w:t>
             </w:r>
           </w:p>
         </w:tc>
@@ -1295,7 +1555,7 @@
       <w:tr>
         <w:tc>
           <w:tcPr>
-            <w:tcW w:type="dxa" w:w="2493"/>
+            <w:tcW w:type="dxa" w:w="1994"/>
           </w:tcPr>
           <w:p>
             <w:r>
@@ -1305,7 +1565,7 @@
         </w:tc>
         <w:tc>
           <w:tcPr>
-            <w:tcW w:type="dxa" w:w="2493"/>
+            <w:tcW w:type="dxa" w:w="1994"/>
           </w:tcPr>
           <w:p>
             <w:r>
@@ -1315,7 +1575,7 @@
         </w:tc>
         <w:tc>
           <w:tcPr>
-            <w:tcW w:type="dxa" w:w="2493"/>
+            <w:tcW w:type="dxa" w:w="1994"/>
           </w:tcPr>
           <w:p>
             <w:r>
@@ -1325,11 +1585,21 @@
         </w:tc>
         <w:tc>
           <w:tcPr>
-            <w:tcW w:type="dxa" w:w="2493"/>
+            <w:tcW w:type="dxa" w:w="1994"/>
           </w:tcPr>
           <w:p>
             <w:r>
               <w:t>1.36</w:t>
+            </w:r>
+          </w:p>
+        </w:tc>
+        <w:tc>
+          <w:tcPr>
+            <w:tcW w:type="dxa" w:w="1994"/>
+          </w:tcPr>
+          <w:p>
+            <w:r>
+              <w:t>3.50%</w:t>
             </w:r>
           </w:p>
         </w:tc>
@@ -1337,7 +1607,7 @@
       <w:tr>
         <w:tc>
           <w:tcPr>
-            <w:tcW w:type="dxa" w:w="2493"/>
+            <w:tcW w:type="dxa" w:w="1994"/>
           </w:tcPr>
           <w:p>
             <w:r>
@@ -1347,7 +1617,7 @@
         </w:tc>
         <w:tc>
           <w:tcPr>
-            <w:tcW w:type="dxa" w:w="2493"/>
+            <w:tcW w:type="dxa" w:w="1994"/>
           </w:tcPr>
           <w:p>
             <w:r>
@@ -1357,7 +1627,7 @@
         </w:tc>
         <w:tc>
           <w:tcPr>
-            <w:tcW w:type="dxa" w:w="2493"/>
+            <w:tcW w:type="dxa" w:w="1994"/>
           </w:tcPr>
           <w:p>
             <w:r>
@@ -1367,11 +1637,177 @@
         </w:tc>
         <w:tc>
           <w:tcPr>
-            <w:tcW w:type="dxa" w:w="2493"/>
+            <w:tcW w:type="dxa" w:w="1994"/>
           </w:tcPr>
           <w:p>
             <w:r>
               <w:t>0.18</w:t>
+            </w:r>
+          </w:p>
+        </w:tc>
+        <w:tc>
+          <w:tcPr>
+            <w:tcW w:type="dxa" w:w="1994"/>
+          </w:tcPr>
+          <w:p>
+            <w:r>
+              <w:t>3.46%</w:t>
+            </w:r>
+          </w:p>
+        </w:tc>
+      </w:tr>
+      <w:tr>
+        <w:tc>
+          <w:tcPr>
+            <w:tcW w:type="dxa" w:w="1994"/>
+          </w:tcPr>
+          <w:p>
+            <w:r>
+              <w:t>Plint eik 18 mm</w:t>
+            </w:r>
+          </w:p>
+        </w:tc>
+        <w:tc>
+          <w:tcPr>
+            <w:tcW w:type="dxa" w:w="1994"/>
+          </w:tcPr>
+          <w:p>
+            <w:r>
+              <w:t>11.75</w:t>
+            </w:r>
+          </w:p>
+        </w:tc>
+        <w:tc>
+          <w:tcPr>
+            <w:tcW w:type="dxa" w:w="1994"/>
+          </w:tcPr>
+          <w:p>
+            <w:r>
+              <w:t>12.16</w:t>
+            </w:r>
+          </w:p>
+        </w:tc>
+        <w:tc>
+          <w:tcPr>
+            <w:tcW w:type="dxa" w:w="1994"/>
+          </w:tcPr>
+          <w:p>
+            <w:r>
+              <w:t>0.41</w:t>
+            </w:r>
+          </w:p>
+        </w:tc>
+        <w:tc>
+          <w:tcPr>
+            <w:tcW w:type="dxa" w:w="1994"/>
+          </w:tcPr>
+          <w:p>
+            <w:r>
+              <w:t>3.49%</w:t>
+            </w:r>
+          </w:p>
+        </w:tc>
+      </w:tr>
+      <w:tr>
+        <w:tc>
+          <w:tcPr>
+            <w:tcW w:type="dxa" w:w="1994"/>
+          </w:tcPr>
+          <w:p>
+            <w:r>
+              <w:t>Kabelgoot 5 m</w:t>
+            </w:r>
+          </w:p>
+        </w:tc>
+        <w:tc>
+          <w:tcPr>
+            <w:tcW w:type="dxa" w:w="1994"/>
+          </w:tcPr>
+          <w:p>
+            <w:r>
+              <w:t>16.40</w:t>
+            </w:r>
+          </w:p>
+        </w:tc>
+        <w:tc>
+          <w:tcPr>
+            <w:tcW w:type="dxa" w:w="1994"/>
+          </w:tcPr>
+          <w:p>
+            <w:r>
+              <w:t>16.97</w:t>
+            </w:r>
+          </w:p>
+        </w:tc>
+        <w:tc>
+          <w:tcPr>
+            <w:tcW w:type="dxa" w:w="1994"/>
+          </w:tcPr>
+          <w:p>
+            <w:r>
+              <w:t>0.57</w:t>
+            </w:r>
+          </w:p>
+        </w:tc>
+        <w:tc>
+          <w:tcPr>
+            <w:tcW w:type="dxa" w:w="1994"/>
+          </w:tcPr>
+          <w:p>
+            <w:r>
+              <w:t>3.48%</w:t>
+            </w:r>
+          </w:p>
+        </w:tc>
+      </w:tr>
+      <w:tr>
+        <w:tc>
+          <w:tcPr>
+            <w:tcW w:type="dxa" w:w="1994"/>
+          </w:tcPr>
+          <w:p>
+            <w:r>
+              <w:t>Tegellijm 20 kg</w:t>
+            </w:r>
+          </w:p>
+        </w:tc>
+        <w:tc>
+          <w:tcPr>
+            <w:tcW w:type="dxa" w:w="1994"/>
+          </w:tcPr>
+          <w:p>
+            <w:r>
+              <w:t>13.20</w:t>
+            </w:r>
+          </w:p>
+        </w:tc>
+        <w:tc>
+          <w:tcPr>
+            <w:tcW w:type="dxa" w:w="1994"/>
+          </w:tcPr>
+          <w:p>
+            <w:r>
+              <w:t>13.66</w:t>
+            </w:r>
+          </w:p>
+        </w:tc>
+        <w:tc>
+          <w:tcPr>
+            <w:tcW w:type="dxa" w:w="1994"/>
+          </w:tcPr>
+          <w:p>
+            <w:r>
+              <w:t>0.46</w:t>
+            </w:r>
+          </w:p>
+        </w:tc>
+        <w:tc>
+          <w:tcPr>
+            <w:tcW w:type="dxa" w:w="1994"/>
+          </w:tcPr>
+          <w:p>
+            <w:r>
+              <w:t>3.48%</w:t>
             </w:r>
           </w:p>
         </w:tc>
@@ -1380,7 +1816,12 @@
     <w:p/>
     <w:p>
       <w:r>
-        <w:t>Hier gaat het het vaakst mis. Wie de dollartekens vergeet, ziet dat pas vanaf rij 7: B3 wordt dan B4, en die cel is leeg. De nieuwe prijs is dan gelijk aan de oude. Laat ze C12 aanklikken en in de formulebalk kijken.</w:t>
+        <w:t>Hier gaat het het vaakst mis. Wie de dollartekens vergeet, ziet dat pas vanaf de tweede rij: B3 wordt dan B4, en die cel is leeg. De nieuwe prijs is dan gelijk aan de oude, en het verschil wordt 0.</w:t>
+      </w:r>
+    </w:p>
+    <w:p>
+      <w:r>
+        <w:t>Kolom E is een ingebouwde controle: alle percentages horen rond 3,5 % te liggen. Eén die eruit springt, wijst rechtstreeks naar de foute rij. Laat ze dat zelf zien.</w:t>
       </w:r>
     </w:p>
     <w:p>
@@ -1405,7 +1846,7 @@
           <w:b/>
           <w:sz w:val="22"/>
         </w:rPr>
-        <w:t>E4:  =SOM(B4:D4)       (doorvoeren tot E9)</w:t>
+        <w:t>E4:  =SOM(B4:D4)          (doorvoeren tot E11)</w:t>
       </w:r>
     </w:p>
     <w:p>
@@ -1419,7 +1860,7 @@
           <w:b/>
           <w:sz w:val="22"/>
         </w:rPr>
-        <w:t>B12: =MAX(E4:E9)</w:t>
+        <w:t>B13: =SOM(B4:B11)         (naar rechts doorvoeren tot E13)</w:t>
       </w:r>
     </w:p>
     <w:p>
@@ -1433,7 +1874,7 @@
           <w:b/>
           <w:sz w:val="22"/>
         </w:rPr>
-        <w:t>B13: =MIN(E4:E9)</w:t>
+        <w:t>B16: =MAX(E4:E11)</w:t>
       </w:r>
     </w:p>
     <w:p>
@@ -1447,7 +1888,7 @@
           <w:b/>
           <w:sz w:val="22"/>
         </w:rPr>
-        <w:t>B14: =GEMIDDELDE(E4:E9)</w:t>
+        <w:t>B17: =MIN(E4:E11)</w:t>
       </w:r>
     </w:p>
     <w:p>
@@ -1461,7 +1902,21 @@
           <w:b/>
           <w:sz w:val="22"/>
         </w:rPr>
-        <w:t>B15: =AANTAL(E4:E9)</w:t>
+        <w:t>B18: =GEMIDDELDE(E4:E11)</w:t>
+      </w:r>
+    </w:p>
+    <w:p>
+      <w:pPr>
+        <w:spacing w:before="60" w:after="60"/>
+        <w:ind w:left="454"/>
+      </w:pPr>
+      <w:r>
+        <w:rPr>
+          <w:rFonts w:ascii="Consolas" w:hAnsi="Consolas"/>
+          <w:b/>
+          <w:sz w:val="22"/>
+        </w:rPr>
+        <w:t>B19: =AANTAL(E4:E11)</w:t>
       </w:r>
     </w:p>
     <w:tbl>
@@ -1630,6 +2085,184 @@
           <w:p>
             <w:r>
               <w:t>62150</w:t>
+            </w:r>
+          </w:p>
+        </w:tc>
+      </w:tr>
+      <w:tr>
+        <w:tc>
+          <w:tcPr>
+            <w:tcW w:type="dxa" w:w="4986"/>
+          </w:tcPr>
+          <w:p>
+            <w:r>
+              <w:t>Greet Ostyn</w:t>
+            </w:r>
+          </w:p>
+        </w:tc>
+        <w:tc>
+          <w:tcPr>
+            <w:tcW w:type="dxa" w:w="4986"/>
+          </w:tcPr>
+          <w:p>
+            <w:r>
+              <w:t>77000</w:t>
+            </w:r>
+          </w:p>
+        </w:tc>
+      </w:tr>
+      <w:tr>
+        <w:tc>
+          <w:tcPr>
+            <w:tcW w:type="dxa" w:w="4986"/>
+          </w:tcPr>
+          <w:p>
+            <w:r>
+              <w:t>HansVanacker</w:t>
+            </w:r>
+          </w:p>
+        </w:tc>
+        <w:tc>
+          <w:tcPr>
+            <w:tcW w:type="dxa" w:w="4986"/>
+          </w:tcPr>
+          <w:p>
+            <w:r>
+              <w:t>56700</w:t>
+            </w:r>
+          </w:p>
+        </w:tc>
+      </w:tr>
+    </w:tbl>
+    <w:p/>
+    <w:tbl>
+      <w:tblPr>
+        <w:tblStyle w:val="LightList-Accent1"/>
+        <w:tblW w:type="auto" w:w="0"/>
+        <w:tblLook w:firstColumn="1" w:firstRow="1" w:lastColumn="0" w:lastRow="0" w:noHBand="0" w:noVBand="1" w:val="04A0"/>
+      </w:tblPr>
+      <w:tblGrid>
+        <w:gridCol w:w="1994"/>
+        <w:gridCol w:w="1994"/>
+        <w:gridCol w:w="1994"/>
+        <w:gridCol w:w="1994"/>
+        <w:gridCol w:w="1994"/>
+      </w:tblGrid>
+      <w:tr>
+        <w:tc>
+          <w:tcPr>
+            <w:tcW w:type="dxa" w:w="1994"/>
+          </w:tcPr>
+          <w:p>
+            <w:r>
+              <w:rPr>
+                <w:b/>
+              </w:rPr>
+              <w:t>Maandtotalen</w:t>
+            </w:r>
+          </w:p>
+        </w:tc>
+        <w:tc>
+          <w:tcPr>
+            <w:tcW w:type="dxa" w:w="1994"/>
+          </w:tcPr>
+          <w:p>
+            <w:r>
+              <w:rPr>
+                <w:b/>
+              </w:rPr>
+              <w:t>Januari</w:t>
+            </w:r>
+          </w:p>
+        </w:tc>
+        <w:tc>
+          <w:tcPr>
+            <w:tcW w:type="dxa" w:w="1994"/>
+          </w:tcPr>
+          <w:p>
+            <w:r>
+              <w:rPr>
+                <w:b/>
+              </w:rPr>
+              <w:t>Februari</w:t>
+            </w:r>
+          </w:p>
+        </w:tc>
+        <w:tc>
+          <w:tcPr>
+            <w:tcW w:type="dxa" w:w="1994"/>
+          </w:tcPr>
+          <w:p>
+            <w:r>
+              <w:rPr>
+                <w:b/>
+              </w:rPr>
+              <w:t>Maart</w:t>
+            </w:r>
+          </w:p>
+        </w:tc>
+        <w:tc>
+          <w:tcPr>
+            <w:tcW w:type="dxa" w:w="1994"/>
+          </w:tcPr>
+          <w:p>
+            <w:r>
+              <w:rPr>
+                <w:b/>
+              </w:rPr>
+              <w:t>Eindtotaal</w:t>
+            </w:r>
+          </w:p>
+        </w:tc>
+      </w:tr>
+      <w:tr>
+        <w:tc>
+          <w:tcPr>
+            <w:tcW w:type="dxa" w:w="1994"/>
+          </w:tcPr>
+          <w:p>
+            <w:r>
+              <w:t>rij 13</w:t>
+            </w:r>
+          </w:p>
+        </w:tc>
+        <w:tc>
+          <w:tcPr>
+            <w:tcW w:type="dxa" w:w="1994"/>
+          </w:tcPr>
+          <w:p>
+            <w:r>
+              <w:t>165300</w:t>
+            </w:r>
+          </w:p>
+        </w:tc>
+        <w:tc>
+          <w:tcPr>
+            <w:tcW w:type="dxa" w:w="1994"/>
+          </w:tcPr>
+          <w:p>
+            <w:r>
+              <w:t>167150</w:t>
+            </w:r>
+          </w:p>
+        </w:tc>
+        <w:tc>
+          <w:tcPr>
+            <w:tcW w:type="dxa" w:w="1994"/>
+          </w:tcPr>
+          <w:p>
+            <w:r>
+              <w:t>175200</w:t>
+            </w:r>
+          </w:p>
+        </w:tc>
+        <w:tc>
+          <w:tcPr>
+            <w:tcW w:type="dxa" w:w="1994"/>
+          </w:tcPr>
+          <w:p>
+            <w:r>
+              <w:t>507650</w:t>
             </w:r>
           </w:p>
         </w:tc>
@@ -1735,7 +2368,7 @@
           </w:tcPr>
           <w:p>
             <w:r>
-              <w:t>62325</w:t>
+              <w:t>63456</w:t>
             </w:r>
           </w:p>
         </w:tc>
@@ -1757,13 +2390,18 @@
           </w:tcPr>
           <w:p>
             <w:r>
-              <w:t>6</w:t>
+              <w:t>8</w:t>
             </w:r>
           </w:p>
         </w:tc>
       </w:tr>
     </w:tbl>
     <w:p/>
+    <w:p>
+      <w:r>
+        <w:t>Het eindtotaal 507650 moet langs twee wegen kloppen: als som van de acht kwartaaltotalen én als som van de drie maandtotalen. Dat is de controle die in stap 3 gevraagd wordt.</w:t>
+      </w:r>
+    </w:p>
     <w:p>
       <w:pPr>
         <w:pStyle w:val="Heading2"/>
@@ -1786,7 +2424,7 @@
           <w:b/>
           <w:sz w:val="22"/>
         </w:rPr>
-        <w:t>D6:  =ALS(C6&gt;=$B$3;"Gratis";"Betalend")   (doorvoeren tot D15)</w:t>
+        <w:t>D6:  =ALS(C6&gt;=$B$3;"Gratis";"Betalend")      (doorvoeren tot D19)</w:t>
       </w:r>
     </w:p>
     <w:p>
@@ -1800,7 +2438,7 @@
           <w:b/>
           <w:sz w:val="22"/>
         </w:rPr>
-        <w:t>C17: =AANTAL.ALS(D6:D15;"Gratis")</w:t>
+        <w:t>C21: =AANTAL.ALS(D6:D19;"Gratis")</w:t>
       </w:r>
     </w:p>
     <w:p>
@@ -1814,7 +2452,35 @@
           <w:b/>
           <w:sz w:val="22"/>
         </w:rPr>
-        <w:t>C18: =SOM.ALS(D6:D15;"Gratis";C6:C15)</w:t>
+        <w:t>C22: =AANTAL.ALS(D6:D19;"Betalend")</w:t>
+      </w:r>
+    </w:p>
+    <w:p>
+      <w:pPr>
+        <w:spacing w:before="60" w:after="60"/>
+        <w:ind w:left="454"/>
+      </w:pPr>
+      <w:r>
+        <w:rPr>
+          <w:rFonts w:ascii="Consolas" w:hAnsi="Consolas"/>
+          <w:b/>
+          <w:sz w:val="22"/>
+        </w:rPr>
+        <w:t>C23: =SOM.ALS(D6:D19;"Gratis";C6:C19)</w:t>
+      </w:r>
+    </w:p>
+    <w:p>
+      <w:pPr>
+        <w:spacing w:before="60" w:after="60"/>
+        <w:ind w:left="454"/>
+      </w:pPr>
+      <w:r>
+        <w:rPr>
+          <w:rFonts w:ascii="Consolas" w:hAnsi="Consolas"/>
+          <w:b/>
+          <w:sz w:val="22"/>
+        </w:rPr>
+        <w:t>C24: =SOM.ALS(D6:D19;"Betalend";C6:C19)</w:t>
       </w:r>
     </w:p>
     <w:tbl>
@@ -2189,13 +2855,286 @@
           </w:p>
         </w:tc>
       </w:tr>
+      <w:tr>
+        <w:tc>
+          <w:tcPr>
+            <w:tcW w:type="dxa" w:w="3324"/>
+          </w:tcPr>
+          <w:p>
+            <w:r>
+              <w:t>B-2111</w:t>
+            </w:r>
+          </w:p>
+        </w:tc>
+        <w:tc>
+          <w:tcPr>
+            <w:tcW w:type="dxa" w:w="3324"/>
+          </w:tcPr>
+          <w:p>
+            <w:r>
+              <w:t>724.35</w:t>
+            </w:r>
+          </w:p>
+        </w:tc>
+        <w:tc>
+          <w:tcPr>
+            <w:tcW w:type="dxa" w:w="3324"/>
+          </w:tcPr>
+          <w:p>
+            <w:r>
+              <w:t>Gratis</w:t>
+            </w:r>
+          </w:p>
+        </w:tc>
+      </w:tr>
+      <w:tr>
+        <w:tc>
+          <w:tcPr>
+            <w:tcW w:type="dxa" w:w="3324"/>
+          </w:tcPr>
+          <w:p>
+            <w:r>
+              <w:t>B-2112</w:t>
+            </w:r>
+          </w:p>
+        </w:tc>
+        <w:tc>
+          <w:tcPr>
+            <w:tcW w:type="dxa" w:w="3324"/>
+          </w:tcPr>
+          <w:p>
+            <w:r>
+              <w:t>398.15</w:t>
+            </w:r>
+          </w:p>
+        </w:tc>
+        <w:tc>
+          <w:tcPr>
+            <w:tcW w:type="dxa" w:w="3324"/>
+          </w:tcPr>
+          <w:p>
+            <w:r>
+              <w:t>Betalend</w:t>
+            </w:r>
+          </w:p>
+        </w:tc>
+      </w:tr>
+      <w:tr>
+        <w:tc>
+          <w:tcPr>
+            <w:tcW w:type="dxa" w:w="3324"/>
+          </w:tcPr>
+          <w:p>
+            <w:r>
+              <w:t>B-2113</w:t>
+            </w:r>
+          </w:p>
+        </w:tc>
+        <w:tc>
+          <w:tcPr>
+            <w:tcW w:type="dxa" w:w="3324"/>
+          </w:tcPr>
+          <w:p>
+            <w:r>
+              <w:t>1052.00</w:t>
+            </w:r>
+          </w:p>
+        </w:tc>
+        <w:tc>
+          <w:tcPr>
+            <w:tcW w:type="dxa" w:w="3324"/>
+          </w:tcPr>
+          <w:p>
+            <w:r>
+              <w:t>Gratis</w:t>
+            </w:r>
+          </w:p>
+        </w:tc>
+      </w:tr>
+      <w:tr>
+        <w:tc>
+          <w:tcPr>
+            <w:tcW w:type="dxa" w:w="3324"/>
+          </w:tcPr>
+          <w:p>
+            <w:r>
+              <w:t>B-2114</w:t>
+            </w:r>
+          </w:p>
+        </w:tc>
+        <w:tc>
+          <w:tcPr>
+            <w:tcW w:type="dxa" w:w="3324"/>
+          </w:tcPr>
+          <w:p>
+            <w:r>
+              <w:t>463.70</w:t>
+            </w:r>
+          </w:p>
+        </w:tc>
+        <w:tc>
+          <w:tcPr>
+            <w:tcW w:type="dxa" w:w="3324"/>
+          </w:tcPr>
+          <w:p>
+            <w:r>
+              <w:t>Betalend</w:t>
+            </w:r>
+          </w:p>
+        </w:tc>
+      </w:tr>
     </w:tbl>
     <w:p/>
-    <w:p>
-      <w:r>
-        <w:t>Antwoorden: 6 gratis leveringen, samen 5618.85 euro.</w:t>
-      </w:r>
-    </w:p>
+    <w:tbl>
+      <w:tblPr>
+        <w:tblStyle w:val="LightList-Accent1"/>
+        <w:tblW w:type="auto" w:w="0"/>
+        <w:tblLook w:firstColumn="1" w:firstRow="1" w:lastColumn="0" w:lastRow="0" w:noHBand="0" w:noVBand="1" w:val="04A0"/>
+      </w:tblPr>
+      <w:tblGrid>
+        <w:gridCol w:w="4986"/>
+        <w:gridCol w:w="4986"/>
+      </w:tblGrid>
+      <w:tr>
+        <w:tc>
+          <w:tcPr>
+            <w:tcW w:type="dxa" w:w="4986"/>
+          </w:tcPr>
+          <w:p>
+            <w:r>
+              <w:rPr>
+                <w:b/>
+              </w:rPr>
+              <w:t>Vraag</w:t>
+            </w:r>
+          </w:p>
+        </w:tc>
+        <w:tc>
+          <w:tcPr>
+            <w:tcW w:type="dxa" w:w="4986"/>
+          </w:tcPr>
+          <w:p>
+            <w:r>
+              <w:rPr>
+                <w:b/>
+              </w:rPr>
+              <w:t>Antwoord</w:t>
+            </w:r>
+          </w:p>
+        </w:tc>
+      </w:tr>
+      <w:tr>
+        <w:tc>
+          <w:tcPr>
+            <w:tcW w:type="dxa" w:w="4986"/>
+          </w:tcPr>
+          <w:p>
+            <w:r>
+              <w:t>Aantal gratis</w:t>
+            </w:r>
+          </w:p>
+        </w:tc>
+        <w:tc>
+          <w:tcPr>
+            <w:tcW w:type="dxa" w:w="4986"/>
+          </w:tcPr>
+          <w:p>
+            <w:r>
+              <w:t>8</w:t>
+            </w:r>
+          </w:p>
+        </w:tc>
+      </w:tr>
+      <w:tr>
+        <w:tc>
+          <w:tcPr>
+            <w:tcW w:type="dxa" w:w="4986"/>
+          </w:tcPr>
+          <w:p>
+            <w:r>
+              <w:t>Aantal betalend</w:t>
+            </w:r>
+          </w:p>
+        </w:tc>
+        <w:tc>
+          <w:tcPr>
+            <w:tcW w:type="dxa" w:w="4986"/>
+          </w:tcPr>
+          <w:p>
+            <w:r>
+              <w:t>6</w:t>
+            </w:r>
+          </w:p>
+        </w:tc>
+      </w:tr>
+      <w:tr>
+        <w:tc>
+          <w:tcPr>
+            <w:tcW w:type="dxa" w:w="4986"/>
+          </w:tcPr>
+          <w:p>
+            <w:r>
+              <w:t>Bedrag gratis</w:t>
+            </w:r>
+          </w:p>
+        </w:tc>
+        <w:tc>
+          <w:tcPr>
+            <w:tcW w:type="dxa" w:w="4986"/>
+          </w:tcPr>
+          <w:p>
+            <w:r>
+              <w:t>7395.20</w:t>
+            </w:r>
+          </w:p>
+        </w:tc>
+      </w:tr>
+      <w:tr>
+        <w:tc>
+          <w:tcPr>
+            <w:tcW w:type="dxa" w:w="4986"/>
+          </w:tcPr>
+          <w:p>
+            <w:r>
+              <w:t>Bedrag betalend</w:t>
+            </w:r>
+          </w:p>
+        </w:tc>
+        <w:tc>
+          <w:tcPr>
+            <w:tcW w:type="dxa" w:w="4986"/>
+          </w:tcPr>
+          <w:p>
+            <w:r>
+              <w:t>2127.40</w:t>
+            </w:r>
+          </w:p>
+        </w:tc>
+      </w:tr>
+      <w:tr>
+        <w:tc>
+          <w:tcPr>
+            <w:tcW w:type="dxa" w:w="4986"/>
+          </w:tcPr>
+          <w:p>
+            <w:r>
+              <w:t>Controle: samen</w:t>
+            </w:r>
+          </w:p>
+        </w:tc>
+        <w:tc>
+          <w:tcPr>
+            <w:tcW w:type="dxa" w:w="4986"/>
+          </w:tcPr>
+          <w:p>
+            <w:r>
+              <w:t>9522.60</w:t>
+            </w:r>
+          </w:p>
+        </w:tc>
+      </w:tr>
+    </w:tbl>
+    <w:p/>
     <w:tbl>
       <w:tblPr>
         <w:tblStyle w:val="TableGrid"/>
@@ -2278,7 +3217,7 @@
           <w:b/>
           <w:sz w:val="22"/>
         </w:rPr>
-        <w:t>B4:  =VERT.ZOEKEN(A4;$G$4:$I$11;2;ONWAAR)   (doorvoeren tot B11)</w:t>
+        <w:t>B4:  =VERT.ZOEKEN(A4;$G$4:$I$13;2;ONWAAR)   (doorvoeren tot B15)</w:t>
       </w:r>
     </w:p>
     <w:p>
@@ -2292,7 +3231,7 @@
           <w:b/>
           <w:sz w:val="22"/>
         </w:rPr>
-        <w:t>C4:  =VERT.ZOEKEN(A4;$G$4:$I$11;3;ONWAAR)   (doorvoeren tot C11)</w:t>
+        <w:t>C4:  =VERT.ZOEKEN(A4;$G$4:$I$13;3;ONWAAR)   (doorvoeren tot C15)</w:t>
       </w:r>
     </w:p>
     <w:tbl>
@@ -2302,14 +3241,28 @@
         <w:tblLook w:firstColumn="1" w:firstRow="1" w:lastColumn="0" w:lastRow="0" w:noHBand="0" w:noVBand="1" w:val="04A0"/>
       </w:tblPr>
       <w:tblGrid>
-        <w:gridCol w:w="3324"/>
-        <w:gridCol w:w="3324"/>
-        <w:gridCol w:w="3324"/>
+        <w:gridCol w:w="2493"/>
+        <w:gridCol w:w="2493"/>
+        <w:gridCol w:w="2493"/>
+        <w:gridCol w:w="2493"/>
       </w:tblGrid>
       <w:tr>
         <w:tc>
           <w:tcPr>
-            <w:tcW w:type="dxa" w:w="3324"/>
+            <w:tcW w:type="dxa" w:w="2493"/>
+          </w:tcPr>
+          <w:p>
+            <w:r>
+              <w:rPr>
+                <w:b/>
+              </w:rPr>
+              <w:t>Rij</w:t>
+            </w:r>
+          </w:p>
+        </w:tc>
+        <w:tc>
+          <w:tcPr>
+            <w:tcW w:type="dxa" w:w="2493"/>
           </w:tcPr>
           <w:p>
             <w:r>
@@ -2322,7 +3275,7 @@
         </w:tc>
         <w:tc>
           <w:tcPr>
-            <w:tcW w:type="dxa" w:w="3324"/>
+            <w:tcW w:type="dxa" w:w="2493"/>
           </w:tcPr>
           <w:p>
             <w:r>
@@ -2335,7 +3288,7 @@
         </w:tc>
         <w:tc>
           <w:tcPr>
-            <w:tcW w:type="dxa" w:w="3324"/>
+            <w:tcW w:type="dxa" w:w="2493"/>
           </w:tcPr>
           <w:p>
             <w:r>
@@ -2350,7 +3303,17 @@
       <w:tr>
         <w:tc>
           <w:tcPr>
-            <w:tcW w:type="dxa" w:w="3324"/>
+            <w:tcW w:type="dxa" w:w="2493"/>
+          </w:tcPr>
+          <w:p>
+            <w:r>
+              <w:t>4</w:t>
+            </w:r>
+          </w:p>
+        </w:tc>
+        <w:tc>
+          <w:tcPr>
+            <w:tcW w:type="dxa" w:w="2493"/>
           </w:tcPr>
           <w:p>
             <w:r>
@@ -2360,7 +3323,7 @@
         </w:tc>
         <w:tc>
           <w:tcPr>
-            <w:tcW w:type="dxa" w:w="3324"/>
+            <w:tcW w:type="dxa" w:w="2493"/>
           </w:tcPr>
           <w:p>
             <w:r>
@@ -2370,7 +3333,7 @@
         </w:tc>
         <w:tc>
           <w:tcPr>
-            <w:tcW w:type="dxa" w:w="3324"/>
+            <w:tcW w:type="dxa" w:w="2493"/>
           </w:tcPr>
           <w:p>
             <w:r>
@@ -2382,7 +3345,17 @@
       <w:tr>
         <w:tc>
           <w:tcPr>
-            <w:tcW w:type="dxa" w:w="3324"/>
+            <w:tcW w:type="dxa" w:w="2493"/>
+          </w:tcPr>
+          <w:p>
+            <w:r>
+              <w:t>5</w:t>
+            </w:r>
+          </w:p>
+        </w:tc>
+        <w:tc>
+          <w:tcPr>
+            <w:tcW w:type="dxa" w:w="2493"/>
           </w:tcPr>
           <w:p>
             <w:r>
@@ -2392,7 +3365,7 @@
         </w:tc>
         <w:tc>
           <w:tcPr>
-            <w:tcW w:type="dxa" w:w="3324"/>
+            <w:tcW w:type="dxa" w:w="2493"/>
           </w:tcPr>
           <w:p>
             <w:r>
@@ -2402,7 +3375,7 @@
         </w:tc>
         <w:tc>
           <w:tcPr>
-            <w:tcW w:type="dxa" w:w="3324"/>
+            <w:tcW w:type="dxa" w:w="2493"/>
           </w:tcPr>
           <w:p>
             <w:r>
@@ -2414,7 +3387,17 @@
       <w:tr>
         <w:tc>
           <w:tcPr>
-            <w:tcW w:type="dxa" w:w="3324"/>
+            <w:tcW w:type="dxa" w:w="2493"/>
+          </w:tcPr>
+          <w:p>
+            <w:r>
+              <w:t>6</w:t>
+            </w:r>
+          </w:p>
+        </w:tc>
+        <w:tc>
+          <w:tcPr>
+            <w:tcW w:type="dxa" w:w="2493"/>
           </w:tcPr>
           <w:p>
             <w:r>
@@ -2424,7 +3407,7 @@
         </w:tc>
         <w:tc>
           <w:tcPr>
-            <w:tcW w:type="dxa" w:w="3324"/>
+            <w:tcW w:type="dxa" w:w="2493"/>
           </w:tcPr>
           <w:p>
             <w:r>
@@ -2434,7 +3417,7 @@
         </w:tc>
         <w:tc>
           <w:tcPr>
-            <w:tcW w:type="dxa" w:w="3324"/>
+            <w:tcW w:type="dxa" w:w="2493"/>
           </w:tcPr>
           <w:p>
             <w:r>
@@ -2446,7 +3429,17 @@
       <w:tr>
         <w:tc>
           <w:tcPr>
-            <w:tcW w:type="dxa" w:w="3324"/>
+            <w:tcW w:type="dxa" w:w="2493"/>
+          </w:tcPr>
+          <w:p>
+            <w:r>
+              <w:t>7</w:t>
+            </w:r>
+          </w:p>
+        </w:tc>
+        <w:tc>
+          <w:tcPr>
+            <w:tcW w:type="dxa" w:w="2493"/>
           </w:tcPr>
           <w:p>
             <w:r>
@@ -2456,7 +3449,7 @@
         </w:tc>
         <w:tc>
           <w:tcPr>
-            <w:tcW w:type="dxa" w:w="3324"/>
+            <w:tcW w:type="dxa" w:w="2493"/>
           </w:tcPr>
           <w:p>
             <w:r>
@@ -2466,7 +3459,7 @@
         </w:tc>
         <w:tc>
           <w:tcPr>
-            <w:tcW w:type="dxa" w:w="3324"/>
+            <w:tcW w:type="dxa" w:w="2493"/>
           </w:tcPr>
           <w:p>
             <w:r>
@@ -2478,31 +3471,41 @@
       <w:tr>
         <w:tc>
           <w:tcPr>
-            <w:tcW w:type="dxa" w:w="3324"/>
-          </w:tcPr>
-          <w:p>
-            <w:r>
-              <w:t>K-108</w:t>
-            </w:r>
-          </w:p>
-        </w:tc>
-        <w:tc>
-          <w:tcPr>
-            <w:tcW w:type="dxa" w:w="3324"/>
-          </w:tcPr>
-          <w:p>
-            <w:r>
-              <w:t>Renovatie Top</w:t>
-            </w:r>
-          </w:p>
-        </w:tc>
-        <w:tc>
-          <w:tcPr>
-            <w:tcW w:type="dxa" w:w="3324"/>
-          </w:tcPr>
-          <w:p>
-            <w:r>
-              <w:t>Deinze</w:t>
+            <w:tcW w:type="dxa" w:w="2493"/>
+          </w:tcPr>
+          <w:p>
+            <w:r>
+              <w:t>8</w:t>
+            </w:r>
+          </w:p>
+        </w:tc>
+        <w:tc>
+          <w:tcPr>
+            <w:tcW w:type="dxa" w:w="2493"/>
+          </w:tcPr>
+          <w:p>
+            <w:r>
+              <w:t>K-110</w:t>
+            </w:r>
+          </w:p>
+        </w:tc>
+        <w:tc>
+          <w:tcPr>
+            <w:tcW w:type="dxa" w:w="2493"/>
+          </w:tcPr>
+          <w:p>
+            <w:r>
+              <w:t>Schilderwerk Bruyneel</w:t>
+            </w:r>
+          </w:p>
+        </w:tc>
+        <w:tc>
+          <w:tcPr>
+            <w:tcW w:type="dxa" w:w="2493"/>
+          </w:tcPr>
+          <w:p>
+            <w:r>
+              <w:t>Harelbeke</w:t>
             </w:r>
           </w:p>
         </w:tc>
@@ -2510,7 +3513,17 @@
       <w:tr>
         <w:tc>
           <w:tcPr>
-            <w:tcW w:type="dxa" w:w="3324"/>
+            <w:tcW w:type="dxa" w:w="2493"/>
+          </w:tcPr>
+          <w:p>
+            <w:r>
+              <w:t>9</w:t>
+            </w:r>
+          </w:p>
+        </w:tc>
+        <w:tc>
+          <w:tcPr>
+            <w:tcW w:type="dxa" w:w="2493"/>
           </w:tcPr>
           <w:p>
             <w:r>
@@ -2520,7 +3533,7 @@
         </w:tc>
         <w:tc>
           <w:tcPr>
-            <w:tcW w:type="dxa" w:w="3324"/>
+            <w:tcW w:type="dxa" w:w="2493"/>
           </w:tcPr>
           <w:p>
             <w:r>
@@ -2530,7 +3543,7 @@
         </w:tc>
         <w:tc>
           <w:tcPr>
-            <w:tcW w:type="dxa" w:w="3324"/>
+            <w:tcW w:type="dxa" w:w="2493"/>
           </w:tcPr>
           <w:p>
             <w:r>
@@ -2542,31 +3555,41 @@
       <w:tr>
         <w:tc>
           <w:tcPr>
-            <w:tcW w:type="dxa" w:w="3324"/>
-          </w:tcPr>
-          <w:p>
-            <w:r>
-              <w:t>K-105</w:t>
-            </w:r>
-          </w:p>
-        </w:tc>
-        <w:tc>
-          <w:tcPr>
-            <w:tcW w:type="dxa" w:w="3324"/>
-          </w:tcPr>
-          <w:p>
-            <w:r>
-              <w:t>Installatie Vandaele</w:t>
-            </w:r>
-          </w:p>
-        </w:tc>
-        <w:tc>
-          <w:tcPr>
-            <w:tcW w:type="dxa" w:w="3324"/>
-          </w:tcPr>
-          <w:p>
-            <w:r>
-              <w:t>Waregem</w:t>
+            <w:tcW w:type="dxa" w:w="2493"/>
+          </w:tcPr>
+          <w:p>
+            <w:r>
+              <w:t>10</w:t>
+            </w:r>
+          </w:p>
+        </w:tc>
+        <w:tc>
+          <w:tcPr>
+            <w:tcW w:type="dxa" w:w="2493"/>
+          </w:tcPr>
+          <w:p>
+            <w:r>
+              <w:t>K-112</w:t>
+            </w:r>
+          </w:p>
+        </w:tc>
+        <w:tc>
+          <w:tcPr>
+            <w:tcW w:type="dxa" w:w="2493"/>
+          </w:tcPr>
+          <w:p>
+            <w:r>
+              <w:t>#N/B</w:t>
+            </w:r>
+          </w:p>
+        </w:tc>
+        <w:tc>
+          <w:tcPr>
+            <w:tcW w:type="dxa" w:w="2493"/>
+          </w:tcPr>
+          <w:p>
+            <w:r>
+              <w:t>#N/B</w:t>
             </w:r>
           </w:p>
         </w:tc>
@@ -2574,7 +3597,101 @@
       <w:tr>
         <w:tc>
           <w:tcPr>
-            <w:tcW w:type="dxa" w:w="3324"/>
+            <w:tcW w:type="dxa" w:w="2493"/>
+          </w:tcPr>
+          <w:p>
+            <w:r>
+              <w:t>11</w:t>
+            </w:r>
+          </w:p>
+        </w:tc>
+        <w:tc>
+          <w:tcPr>
+            <w:tcW w:type="dxa" w:w="2493"/>
+          </w:tcPr>
+          <w:p>
+            <w:r>
+              <w:t>K-105</w:t>
+            </w:r>
+          </w:p>
+        </w:tc>
+        <w:tc>
+          <w:tcPr>
+            <w:tcW w:type="dxa" w:w="2493"/>
+          </w:tcPr>
+          <w:p>
+            <w:r>
+              <w:t>Installatie Vandaele</w:t>
+            </w:r>
+          </w:p>
+        </w:tc>
+        <w:tc>
+          <w:tcPr>
+            <w:tcW w:type="dxa" w:w="2493"/>
+          </w:tcPr>
+          <w:p>
+            <w:r>
+              <w:t>Waregem</w:t>
+            </w:r>
+          </w:p>
+        </w:tc>
+      </w:tr>
+      <w:tr>
+        <w:tc>
+          <w:tcPr>
+            <w:tcW w:type="dxa" w:w="2493"/>
+          </w:tcPr>
+          <w:p>
+            <w:r>
+              <w:t>12</w:t>
+            </w:r>
+          </w:p>
+        </w:tc>
+        <w:tc>
+          <w:tcPr>
+            <w:tcW w:type="dxa" w:w="2493"/>
+          </w:tcPr>
+          <w:p>
+            <w:r>
+              <w:t>K-109</w:t>
+            </w:r>
+          </w:p>
+        </w:tc>
+        <w:tc>
+          <w:tcPr>
+            <w:tcW w:type="dxa" w:w="2493"/>
+          </w:tcPr>
+          <w:p>
+            <w:r>
+              <w:t>Betonwerken Callens</w:t>
+            </w:r>
+          </w:p>
+        </w:tc>
+        <w:tc>
+          <w:tcPr>
+            <w:tcW w:type="dxa" w:w="2493"/>
+          </w:tcPr>
+          <w:p>
+            <w:r>
+              <w:t>Wervik</w:t>
+            </w:r>
+          </w:p>
+        </w:tc>
+      </w:tr>
+      <w:tr>
+        <w:tc>
+          <w:tcPr>
+            <w:tcW w:type="dxa" w:w="2493"/>
+          </w:tcPr>
+          <w:p>
+            <w:r>
+              <w:t>13</w:t>
+            </w:r>
+          </w:p>
+        </w:tc>
+        <w:tc>
+          <w:tcPr>
+            <w:tcW w:type="dxa" w:w="2493"/>
           </w:tcPr>
           <w:p>
             <w:r>
@@ -2584,7 +3701,7 @@
         </w:tc>
         <w:tc>
           <w:tcPr>
-            <w:tcW w:type="dxa" w:w="3324"/>
+            <w:tcW w:type="dxa" w:w="2493"/>
           </w:tcPr>
           <w:p>
             <w:r>
@@ -2594,11 +3711,157 @@
         </w:tc>
         <w:tc>
           <w:tcPr>
-            <w:tcW w:type="dxa" w:w="3324"/>
+            <w:tcW w:type="dxa" w:w="2493"/>
           </w:tcPr>
           <w:p>
             <w:r>
               <w:t>Tielt</w:t>
+            </w:r>
+          </w:p>
+        </w:tc>
+      </w:tr>
+      <w:tr>
+        <w:tc>
+          <w:tcPr>
+            <w:tcW w:type="dxa" w:w="2493"/>
+          </w:tcPr>
+          <w:p>
+            <w:r>
+              <w:t>14</w:t>
+            </w:r>
+          </w:p>
+        </w:tc>
+        <w:tc>
+          <w:tcPr>
+            <w:tcW w:type="dxa" w:w="2493"/>
+          </w:tcPr>
+          <w:p>
+            <w:r>
+              <w:t>K-108</w:t>
+            </w:r>
+          </w:p>
+        </w:tc>
+        <w:tc>
+          <w:tcPr>
+            <w:tcW w:type="dxa" w:w="2493"/>
+          </w:tcPr>
+          <w:p>
+            <w:r>
+              <w:t>Renovatie Top</w:t>
+            </w:r>
+          </w:p>
+        </w:tc>
+        <w:tc>
+          <w:tcPr>
+            <w:tcW w:type="dxa" w:w="2493"/>
+          </w:tcPr>
+          <w:p>
+            <w:r>
+              <w:t>Deinze</w:t>
+            </w:r>
+          </w:p>
+        </w:tc>
+      </w:tr>
+      <w:tr>
+        <w:tc>
+          <w:tcPr>
+            <w:tcW w:type="dxa" w:w="2493"/>
+          </w:tcPr>
+          <w:p>
+            <w:r>
+              <w:t>15</w:t>
+            </w:r>
+          </w:p>
+        </w:tc>
+        <w:tc>
+          <w:tcPr>
+            <w:tcW w:type="dxa" w:w="2493"/>
+          </w:tcPr>
+          <w:p>
+            <w:r>
+              <w:t>K-101</w:t>
+            </w:r>
+          </w:p>
+        </w:tc>
+        <w:tc>
+          <w:tcPr>
+            <w:tcW w:type="dxa" w:w="2493"/>
+          </w:tcPr>
+          <w:p>
+            <w:r>
+              <w:t>Bouwbedrijf Maes</w:t>
+            </w:r>
+          </w:p>
+        </w:tc>
+        <w:tc>
+          <w:tcPr>
+            <w:tcW w:type="dxa" w:w="2493"/>
+          </w:tcPr>
+          <w:p>
+            <w:r>
+              <w:t>Kortrijk</w:t>
+            </w:r>
+          </w:p>
+        </w:tc>
+      </w:tr>
+    </w:tbl>
+    <w:p/>
+    <w:tbl>
+      <w:tblPr>
+        <w:tblStyle w:val="TableGrid"/>
+        <w:tblW w:type="auto" w:w="0"/>
+        <w:jc w:val="left"/>
+        <w:tblLook w:firstColumn="1" w:firstRow="1" w:lastColumn="0" w:lastRow="0" w:noHBand="0" w:noVBand="1" w:val="04A0"/>
+      </w:tblPr>
+      <w:tblGrid>
+        <w:gridCol w:w="9972"/>
+      </w:tblGrid>
+      <w:tr>
+        <w:tc>
+          <w:tcPr>
+            <w:tcW w:type="dxa" w:w="9972"/>
+          </w:tcPr>
+          <w:p>
+            <w:r>
+              <w:rPr>
+                <w:b/>
+                <w:color w:val="1F3864"/>
+              </w:rPr>
+              <w:t>De rij die #N/B geeft</w:t>
+            </w:r>
+          </w:p>
+          <w:p>
+            <w:pPr>
+              <w:spacing w:after="40"/>
+            </w:pPr>
+            <w:r>
+              <w:t>Code K-112 op rij 10 staat niet in de zoektabel. Die geeft #N/B, en dat hoort zo.</w:t>
+            </w:r>
+          </w:p>
+          <w:p>
+            <w:pPr>
+              <w:spacing w:after="40"/>
+            </w:pPr>
+          </w:p>
+          <w:p>
+            <w:pPr>
+              <w:spacing w:after="40"/>
+            </w:pPr>
+            <w:r>
+              <w:t>Dat is bewust ingebouwd. Leerlingen denken bij een foutmelding meestal dat ze zelf iets verkeerd deden. Hier leren ze het verschil: #N/B betekent dat de waarde niet bestaat, niet dat hun formule fout is.</w:t>
+            </w:r>
+          </w:p>
+          <w:p>
+            <w:pPr>
+              <w:spacing w:after="40"/>
+            </w:pPr>
+          </w:p>
+          <w:p>
+            <w:pPr>
+              <w:spacing w:after="40"/>
+            </w:pPr>
+            <w:r>
+              <w:t>Krijgen ze méér dan één #N/B, dan is er wél iets mis: bijna altijd de dollartekens, waardoor de zoektabel is meegeschoven.</w:t>
             </w:r>
           </w:p>
         </w:tc>
@@ -2979,7 +4242,7 @@
           </w:tcPr>
           <w:p>
             <w:r>
-              <w:t>E13</w:t>
+              <w:t>C17 en E17</w:t>
             </w:r>
           </w:p>
         </w:tc>
@@ -2989,7 +4252,7 @@
           </w:tcPr>
           <w:p>
             <w:r>
-              <w:t>10204.50</w:t>
+              <w:t>2958 stuks en 15010.45</w:t>
             </w:r>
           </w:p>
         </w:tc>
@@ -3011,7 +4274,7 @@
           </w:tcPr>
           <w:p>
             <w:r>
-              <w:t>C12 en D12</w:t>
+              <w:t>C15 en E15</w:t>
             </w:r>
           </w:p>
         </w:tc>
@@ -3021,7 +4284,7 @@
           </w:tcPr>
           <w:p>
             <w:r>
-              <w:t>5.38 en 0.18</w:t>
+              <w:t>13.66 en 3.48%</w:t>
             </w:r>
           </w:p>
         </w:tc>
@@ -3043,7 +4306,7 @@
           </w:tcPr>
           <w:p>
             <w:r>
-              <w:t>B12 tot B15</w:t>
+              <w:t>E13 en B16 tot B19</w:t>
             </w:r>
           </w:p>
         </w:tc>
@@ -3053,7 +4316,7 @@
           </w:tcPr>
           <w:p>
             <w:r>
-              <w:t>89050 / 40750 / 62325 / 6</w:t>
+              <w:t>507650 / 89050 / 40750 / 63456 / 8</w:t>
             </w:r>
           </w:p>
         </w:tc>
@@ -3075,7 +4338,7 @@
           </w:tcPr>
           <w:p>
             <w:r>
-              <w:t>C17 en C18</w:t>
+              <w:t>C21 tot C24</w:t>
             </w:r>
           </w:p>
         </w:tc>
@@ -3085,7 +4348,7 @@
           </w:tcPr>
           <w:p>
             <w:r>
-              <w:t>6 en 5618.85</w:t>
+              <w:t>8 / 6 / 7395.20 / 2127.40</w:t>
             </w:r>
           </w:p>
         </w:tc>
@@ -3107,7 +4370,7 @@
           </w:tcPr>
           <w:p>
             <w:r>
-              <w:t>B11 en C11</w:t>
+              <w:t>B15 en één rij met #N/B</w:t>
             </w:r>
           </w:p>
         </w:tc>
@@ -3117,7 +4380,7 @@
           </w:tcPr>
           <w:p>
             <w:r>
-              <w:t>Schrijnwerk Dobbels / Tielt</w:t>
+              <w:t>Bouwbedrijf Maes, rij 10 geeft #N/B</w:t>
             </w:r>
           </w:p>
         </w:tc>

--- a/lesmateriaal/excel-basis/excel-lerarenuitleg.docx
+++ b/lesmateriaal/excel-basis/excel-lerarenuitleg.docx
@@ -63,7 +63,7 @@
               <w:spacing w:after="40"/>
             </w:pPr>
             <w:r>
-              <w:t>excel-stappenplan.docx — de vijf oefeningen, stap voor stap</w:t>
+              <w:t>excel-opdrachtomschrijving.docx — per werkblad wat gegeven is en wat ze moeten maken</w:t>
             </w:r>
           </w:p>
           <w:p>
@@ -71,7 +71,36 @@
               <w:spacing w:after="40"/>
             </w:pPr>
             <w:r>
-              <w:t>excel-functiebladen.docx — vijftien fiches, om bij te pakken als ze vastlopen</w:t>
+              <w:t>excel-stappenplan.docx — dezelfde vijf oefeningen, maar stap voor stap</w:t>
+            </w:r>
+          </w:p>
+          <w:p>
+            <w:pPr>
+              <w:spacing w:after="40"/>
+            </w:pPr>
+            <w:r>
+              <w:t>excel-functiebladen.docx — vijftien fiches met schermbeelden</w:t>
+            </w:r>
+          </w:p>
+          <w:p>
+            <w:pPr>
+              <w:spacing w:after="40"/>
+            </w:pPr>
+          </w:p>
+          <w:p>
+            <w:pPr>
+              <w:spacing w:after="40"/>
+            </w:pPr>
+            <w:r>
+              <w:t>De omschrijving en het stappenplan overlappen bewust. Wie het snapt, werkt met de</w:t>
+            </w:r>
+          </w:p>
+          <w:p>
+            <w:pPr>
+              <w:spacing w:after="40"/>
+            </w:pPr>
+            <w:r>
+              <w:t>omschrijving alleen; wie vastloopt, pakt het stappenplan erbij. Deel ze allebei uit.</w:t>
             </w:r>
           </w:p>
         </w:tc>
